--- a/docs/Informe_final.docx
+++ b/docs/Informe_final.docx
@@ -17,7 +17,7 @@
         <mc:AlternateContent>
           <mc:Choice Requires="wpg">
             <w:drawing>
-              <wp:anchor distT="0" distB="0" distL="114300" distR="114300" simplePos="0" relativeHeight="251657216" behindDoc="0" locked="0" layoutInCell="1" allowOverlap="1" wp14:anchorId="01DF902B" wp14:editId="3A6057DA">
+              <wp:anchor distT="0" distB="0" distL="114300" distR="114300" simplePos="0" relativeHeight="251657216" behindDoc="0" locked="0" layoutInCell="1" allowOverlap="1" wp14:anchorId="01DF902B" wp14:editId="2B3A3B57">
                 <wp:simplePos x="0" y="0"/>
                 <wp:positionH relativeFrom="page">
                   <wp:posOffset>914400</wp:posOffset>
@@ -25,8 +25,8 @@
                 <wp:positionV relativeFrom="page">
                   <wp:posOffset>0</wp:posOffset>
                 </wp:positionV>
-                <wp:extent cx="6858000" cy="10058397"/>
-                <wp:effectExtent l="0" t="0" r="0" b="635"/>
+                <wp:extent cx="6858000" cy="10689771"/>
+                <wp:effectExtent l="0" t="0" r="0" b="0"/>
                 <wp:wrapTopAndBottom/>
                 <wp:docPr id="16265" name="Group 16265"/>
                 <wp:cNvGraphicFramePr/>
@@ -37,9 +37,9 @@
                       <wpg:grpSpPr>
                         <a:xfrm>
                           <a:off x="0" y="0"/>
-                          <a:ext cx="6858000" cy="10058397"/>
+                          <a:ext cx="6858000" cy="10689771"/>
                           <a:chOff x="0" y="0"/>
-                          <a:chExt cx="6858000" cy="10058397"/>
+                          <a:chExt cx="6858000" cy="10689771"/>
                         </a:xfrm>
                       </wpg:grpSpPr>
                       <wps:wsp>
@@ -1954,8 +1954,8 @@
                         <wps:cNvSpPr/>
                         <wps:spPr>
                           <a:xfrm>
-                            <a:off x="5314950" y="0"/>
-                            <a:ext cx="1539240" cy="10058397"/>
+                            <a:off x="5214257" y="0"/>
+                            <a:ext cx="1426029" cy="10689771"/>
                           </a:xfrm>
                           <a:custGeom>
                             <a:avLst/>
@@ -2818,7 +2818,10 @@
                                 <w:jc w:val="left"/>
                               </w:pPr>
                               <w:r>
-                                <w:t>/0</w:t>
+                                <w:t>/</w:t>
+                              </w:r>
+                              <w:r>
+                                <w:t>1</w:t>
                               </w:r>
                             </w:p>
                           </w:txbxContent>
@@ -2851,7 +2854,7 @@
                                 <w:jc w:val="left"/>
                               </w:pPr>
                               <w:r>
-                                <w:t>6</w:t>
+                                <w:t>2</w:t>
                               </w:r>
                             </w:p>
                           </w:txbxContent>
@@ -2949,9 +2952,6 @@
                                 <w:ind w:left="0" w:right="0" w:firstLine="0"/>
                                 <w:jc w:val="left"/>
                               </w:pPr>
-                              <w:r>
-                                <w:t>?</w:t>
-                              </w:r>
                             </w:p>
                           </w:txbxContent>
                         </wps:txbx>
@@ -3362,12 +3362,15 @@
                     </wpg:wgp>
                   </a:graphicData>
                 </a:graphic>
+                <wp14:sizeRelV relativeFrom="margin">
+                  <wp14:pctHeight>0</wp14:pctHeight>
+                </wp14:sizeRelV>
               </wp:anchor>
             </w:drawing>
           </mc:Choice>
           <mc:Fallback>
             <w:pict>
-              <v:group w14:anchorId="01DF902B" id="Group 16265" o:spid="_x0000_s1026" style="position:absolute;left:0;text-align:left;margin-left:1in;margin-top:0;width:540pt;height:11in;z-index:251657216;mso-position-horizontal-relative:page;mso-position-vertical-relative:page" coordsize="68580,100583" o:gfxdata="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">
+              <v:group w14:anchorId="01DF902B" id="Group 16265" o:spid="_x0000_s1026" style="position:absolute;left:0;text-align:left;margin-left:1in;margin-top:0;width:540pt;height:841.7pt;z-index:251657216;mso-position-horizontal-relative:page;mso-position-vertical-relative:page;mso-height-relative:margin" coordsize="68580,106897" o:gfxdata="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">
                 <v:rect id="Rectangle 6" o:spid="_x0000_s1027" style="position:absolute;left:3;top:9201;width:891;height:1974;visibility:visible;mso-wrap-style:square;v-text-anchor:top" o:gfxdata="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" filled="f" stroked="f">
                   <v:textbox inset="0,0,0,0">
                     <w:txbxContent>
@@ -4259,7 +4262,7 @@
                 <v:shape id="Picture 18967" o:spid="_x0000_s1081" type="#_x0000_t75" style="position:absolute;left:52791;width:15789;height:100553;visibility:visible;mso-wrap-style:square" o:gfxdata="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">
                   <v:imagedata r:id="rId13" o:title=""/>
                 </v:shape>
-                <v:shape id="Shape 20346" o:spid="_x0000_s1082" style="position:absolute;left:53149;width:15392;height:100583;visibility:visible;mso-wrap-style:square;v-text-anchor:top" coordsize="1539240,10058397" o:gfxdata="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" path="m,l1539240,r,10058397l,10058397,,e" fillcolor="#bfbfbf" stroked="f" strokeweight="0">
+                <v:shape id="Shape 20346" o:spid="_x0000_s1082" style="position:absolute;left:52142;width:14260;height:106897;visibility:visible;mso-wrap-style:square;v-text-anchor:top" coordsize="1539240,10058397" o:gfxdata="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" path="m,l1539240,r,10058397l,10058397,,e" fillcolor="#bfbfbf" stroked="f" strokeweight="0">
                   <v:stroke miterlimit="83231f" joinstyle="miter"/>
                   <v:path arrowok="t" textboxrect="0,0,1539240,10058397"/>
                 </v:shape>
@@ -4671,7 +4674,10 @@
                           <w:jc w:val="left"/>
                         </w:pPr>
                         <w:r>
-                          <w:t>/0</w:t>
+                          <w:t>/</w:t>
+                        </w:r>
+                        <w:r>
+                          <w:t>1</w:t>
                         </w:r>
                       </w:p>
                     </w:txbxContent>
@@ -4687,7 +4693,7 @@
                           <w:jc w:val="left"/>
                         </w:pPr>
                         <w:r>
-                          <w:t>6</w:t>
+                          <w:t>2</w:t>
                         </w:r>
                       </w:p>
                     </w:txbxContent>
@@ -4734,9 +4740,6 @@
                           <w:ind w:left="0" w:right="0" w:firstLine="0"/>
                           <w:jc w:val="left"/>
                         </w:pPr>
-                        <w:r>
-                          <w:t>?</w:t>
-                        </w:r>
                       </w:p>
                     </w:txbxContent>
                   </v:textbox>
@@ -6855,13 +6858,27 @@
         <w:rPr>
           <w:rFonts w:ascii="Times New Roman" w:hAnsi="Times New Roman" w:cs="Times New Roman"/>
         </w:rPr>
-        <w:t xml:space="preserve"> en </w:t>
+        <w:t xml:space="preserve"> </w:t>
       </w:r>
       <w:proofErr w:type="spellStart"/>
       <w:r>
         <w:rPr>
           <w:rFonts w:ascii="Times New Roman" w:hAnsi="Times New Roman" w:cs="Times New Roman"/>
         </w:rPr>
+        <w:t>en</w:t>
+      </w:r>
+      <w:proofErr w:type="spellEnd"/>
+      <w:r>
+        <w:rPr>
+          <w:rFonts w:ascii="Times New Roman" w:hAnsi="Times New Roman" w:cs="Times New Roman"/>
+        </w:rPr>
+        <w:t xml:space="preserve"> </w:t>
+      </w:r>
+      <w:proofErr w:type="spellStart"/>
+      <w:r>
+        <w:rPr>
+          <w:rFonts w:ascii="Times New Roman" w:hAnsi="Times New Roman" w:cs="Times New Roman"/>
+        </w:rPr>
         <w:t>despegue</w:t>
       </w:r>
       <w:proofErr w:type="spellEnd"/>
@@ -6911,13 +6928,27 @@
         <w:rPr>
           <w:rFonts w:ascii="Times New Roman" w:hAnsi="Times New Roman" w:cs="Times New Roman"/>
         </w:rPr>
-        <w:t xml:space="preserve"> en la </w:t>
+        <w:t xml:space="preserve"> </w:t>
       </w:r>
       <w:proofErr w:type="spellStart"/>
       <w:r>
         <w:rPr>
           <w:rFonts w:ascii="Times New Roman" w:hAnsi="Times New Roman" w:cs="Times New Roman"/>
         </w:rPr>
+        <w:t>en</w:t>
+      </w:r>
+      <w:proofErr w:type="spellEnd"/>
+      <w:r>
+        <w:rPr>
+          <w:rFonts w:ascii="Times New Roman" w:hAnsi="Times New Roman" w:cs="Times New Roman"/>
+        </w:rPr>
+        <w:t xml:space="preserve"> la </w:t>
+      </w:r>
+      <w:proofErr w:type="spellStart"/>
+      <w:r>
+        <w:rPr>
+          <w:rFonts w:ascii="Times New Roman" w:hAnsi="Times New Roman" w:cs="Times New Roman"/>
+        </w:rPr>
         <w:t>búsqueda</w:t>
       </w:r>
       <w:proofErr w:type="spellEnd"/>
@@ -6925,13 +6956,27 @@
         <w:rPr>
           <w:rFonts w:ascii="Times New Roman" w:hAnsi="Times New Roman" w:cs="Times New Roman"/>
         </w:rPr>
-        <w:t xml:space="preserve"> de información, la </w:t>
+        <w:t xml:space="preserve"> de </w:t>
       </w:r>
       <w:proofErr w:type="spellStart"/>
       <w:r>
         <w:rPr>
           <w:rFonts w:ascii="Times New Roman" w:hAnsi="Times New Roman" w:cs="Times New Roman"/>
         </w:rPr>
+        <w:t>información</w:t>
+      </w:r>
+      <w:proofErr w:type="spellEnd"/>
+      <w:r>
+        <w:rPr>
+          <w:rFonts w:ascii="Times New Roman" w:hAnsi="Times New Roman" w:cs="Times New Roman"/>
+        </w:rPr>
+        <w:t xml:space="preserve">, la </w:t>
+      </w:r>
+      <w:proofErr w:type="spellStart"/>
+      <w:r>
+        <w:rPr>
+          <w:rFonts w:ascii="Times New Roman" w:hAnsi="Times New Roman" w:cs="Times New Roman"/>
+        </w:rPr>
         <w:t>perspectiva</w:t>
       </w:r>
       <w:proofErr w:type="spellEnd"/>
@@ -6967,7 +7012,21 @@
         <w:rPr>
           <w:rFonts w:ascii="Times New Roman" w:hAnsi="Times New Roman" w:cs="Times New Roman"/>
         </w:rPr>
-        <w:t xml:space="preserve"> el ahorro </w:t>
+        <w:t xml:space="preserve"> el </w:t>
+      </w:r>
+      <w:proofErr w:type="spellStart"/>
+      <w:r>
+        <w:rPr>
+          <w:rFonts w:ascii="Times New Roman" w:hAnsi="Times New Roman" w:cs="Times New Roman"/>
+        </w:rPr>
+        <w:t>ahorro</w:t>
+      </w:r>
+      <w:proofErr w:type="spellEnd"/>
+      <w:r>
+        <w:rPr>
+          <w:rFonts w:ascii="Times New Roman" w:hAnsi="Times New Roman" w:cs="Times New Roman"/>
+        </w:rPr>
+        <w:t xml:space="preserve"> </w:t>
       </w:r>
       <w:proofErr w:type="spellStart"/>
       <w:r>
@@ -7105,13 +7164,27 @@
         <w:rPr>
           <w:rFonts w:ascii="Times New Roman" w:hAnsi="Times New Roman" w:cs="Times New Roman"/>
         </w:rPr>
-        <w:t xml:space="preserve"> en </w:t>
+        <w:t xml:space="preserve"> </w:t>
       </w:r>
       <w:proofErr w:type="spellStart"/>
       <w:r>
         <w:rPr>
           <w:rFonts w:ascii="Times New Roman" w:hAnsi="Times New Roman" w:cs="Times New Roman"/>
         </w:rPr>
+        <w:t>en</w:t>
+      </w:r>
+      <w:proofErr w:type="spellEnd"/>
+      <w:r>
+        <w:rPr>
+          <w:rFonts w:ascii="Times New Roman" w:hAnsi="Times New Roman" w:cs="Times New Roman"/>
+        </w:rPr>
+        <w:t xml:space="preserve"> </w:t>
+      </w:r>
+      <w:proofErr w:type="spellStart"/>
+      <w:r>
+        <w:rPr>
+          <w:rFonts w:ascii="Times New Roman" w:hAnsi="Times New Roman" w:cs="Times New Roman"/>
+        </w:rPr>
         <w:t>dispositivos</w:t>
       </w:r>
       <w:proofErr w:type="spellEnd"/>
@@ -7133,7 +7206,21 @@
         <w:rPr>
           <w:rFonts w:ascii="Times New Roman" w:hAnsi="Times New Roman" w:cs="Times New Roman"/>
         </w:rPr>
-        <w:t xml:space="preserve"> (App en Capacitor) y </w:t>
+        <w:t xml:space="preserve"> (App </w:t>
+      </w:r>
+      <w:proofErr w:type="spellStart"/>
+      <w:r>
+        <w:rPr>
+          <w:rFonts w:ascii="Times New Roman" w:hAnsi="Times New Roman" w:cs="Times New Roman"/>
+        </w:rPr>
+        <w:t>en</w:t>
+      </w:r>
+      <w:proofErr w:type="spellEnd"/>
+      <w:r>
+        <w:rPr>
+          <w:rFonts w:ascii="Times New Roman" w:hAnsi="Times New Roman" w:cs="Times New Roman"/>
+        </w:rPr>
+        <w:t xml:space="preserve"> Capacitor) y </w:t>
       </w:r>
       <w:proofErr w:type="spellStart"/>
       <w:r>
@@ -11571,6 +11658,7 @@
       </w:pPr>
       <w:r>
         <w:rPr>
+          <w:noProof/>
           <w:color w:val="FF0000"/>
           <w:sz w:val="24"/>
           <w:szCs w:val="24"/>
@@ -11709,6 +11797,7 @@
       </w:pPr>
       <w:r>
         <w:rPr>
+          <w:noProof/>
           <w:color w:val="FF0000"/>
           <w:sz w:val="24"/>
           <w:szCs w:val="24"/>
@@ -12341,7 +12430,27 @@
           <w:sz w:val="22"/>
           <w:lang w:eastAsia="en-US"/>
         </w:rPr>
-        <w:t xml:space="preserve"> y repartimos stickers de </w:t>
+        <w:t xml:space="preserve"> y repartimos </w:t>
+      </w:r>
+      <w:proofErr w:type="spellStart"/>
+      <w:r>
+        <w:rPr>
+          <w:rFonts w:eastAsiaTheme="minorEastAsia"/>
+          <w:color w:val="222222"/>
+          <w:sz w:val="22"/>
+          <w:lang w:eastAsia="en-US"/>
+        </w:rPr>
+        <w:t>stickers</w:t>
+      </w:r>
+      <w:proofErr w:type="spellEnd"/>
+      <w:r>
+        <w:rPr>
+          <w:rFonts w:eastAsiaTheme="minorEastAsia"/>
+          <w:color w:val="222222"/>
+          <w:sz w:val="22"/>
+          <w:lang w:eastAsia="en-US"/>
+        </w:rPr>
+        <w:t xml:space="preserve"> de </w:t>
       </w:r>
       <w:r>
         <w:rPr>
